--- a/워드/B1_학생용_워크북.docx
+++ b/워드/B1_학생용_워크북.docx
@@ -799,7 +799,7 @@
                 <w:rFonts w:ascii="맑은 고딕" w:hAnsi="맑은 고딕" w:eastAsia="맑은 고딕"/>
                 <w:sz w:val="21"/>
               </w:rPr>
-              <w:t>① 슬라이드에 넣을 사진은 다른 사람의 얼굴이 식별되지 않는 것만 씁니다.</w:t>
+              <w:t>① 실제 이름 · 학번 · 연락처는 AI 입력창에 넣지 않습니다. 슬라이드에는 마지막에 내가 직접 씁니다.</w:t>
             </w:r>
           </w:p>
           <w:p>
@@ -811,7 +811,7 @@
                 <w:rFonts w:ascii="맑은 고딕" w:hAnsi="맑은 고딕" w:eastAsia="맑은 고딕"/>
                 <w:sz w:val="21"/>
               </w:rPr>
-              <w:t>② 출처가 확인되지 않은 숫자는 슬라이드에 넣지 않습니다. S10에서 확인합니다.</w:t>
+              <w:t>② 슬라이드에 넣을 사진은 다른 사람의 얼굴이 식별되지 않는 것만 씁니다.</w:t>
             </w:r>
           </w:p>
           <w:p>
@@ -823,7 +823,7 @@
                 <w:rFonts w:ascii="맑은 고딕" w:hAnsi="맑은 고딕" w:eastAsia="맑은 고딕"/>
                 <w:sz w:val="21"/>
               </w:rPr>
-              <w:t>③ AI가 만드는 것은 ‘내용’까지입니다. 실제 슬라이드는 S12에서 내가 만듭니다.</w:t>
+              <w:t>③ 출처가 확인되지 않은 숫자는 슬라이드에 넣지 않습니다. S10에서 확인합니다.</w:t>
             </w:r>
           </w:p>
           <w:p>
@@ -835,7 +835,19 @@
                 <w:rFonts w:ascii="맑은 고딕" w:hAnsi="맑은 고딕" w:eastAsia="맑은 고딕"/>
                 <w:sz w:val="21"/>
               </w:rPr>
-              <w:t>④ 어떤 AI를 어떻게 썼는지 S13 사용 기록표에 남깁니다.</w:t>
+              <w:t>④ AI가 만드는 것은 ‘내용’까지입니다. 실제 슬라이드는 S12에서 내가 만듭니다.</w:t>
+            </w:r>
+          </w:p>
+          <w:p>
+            <w:pPr>
+              <w:spacing w:after="20" w:line="312" w:lineRule="auto"/>
+            </w:pPr>
+            <w:r>
+              <w:rPr>
+                <w:rFonts w:ascii="맑은 고딕" w:hAnsi="맑은 고딕" w:eastAsia="맑은 고딕"/>
+                <w:sz w:val="21"/>
+              </w:rPr>
+              <w:t>⑤ 어떤 AI를 어떻게 썼는지 S13 사용 기록표에 남깁니다.</w:t>
             </w:r>
           </w:p>
         </w:tc>
@@ -1689,7 +1701,7 @@
                 <w:rFonts w:ascii="맑은 고딕" w:hAnsi="맑은 고딕" w:eastAsia="맑은 고딕"/>
                 <w:sz w:val="20"/>
               </w:rPr>
-              <w:t>- 주제: {{topic}}</w:t>
+              <w:t>- 주제: [발표 주제]</w:t>
             </w:r>
           </w:p>
           <w:p>
@@ -1701,7 +1713,7 @@
                 <w:rFonts w:ascii="맑은 고딕" w:hAnsi="맑은 고딕" w:eastAsia="맑은 고딕"/>
                 <w:sz w:val="20"/>
               </w:rPr>
-              <w:t>- 듣는 사람: {{who}}</w:t>
+              <w:t>- 듣는 사람: [듣는 사람]</w:t>
             </w:r>
           </w:p>
           <w:p>
@@ -1713,7 +1725,7 @@
                 <w:rFonts w:ascii="맑은 고딕" w:hAnsi="맑은 고딕" w:eastAsia="맑은 고딕"/>
                 <w:sz w:val="20"/>
               </w:rPr>
-              <w:t>- 듣는 사람이 아는 정도: {{level}}</w:t>
+              <w:t>- 듣는 사람이 아는 정도: [듣는 사람이 아는 정도]</w:t>
             </w:r>
           </w:p>
           <w:p>
@@ -1725,7 +1737,7 @@
                 <w:rFonts w:ascii="맑은 고딕" w:hAnsi="맑은 고딕" w:eastAsia="맑은 고딕"/>
                 <w:sz w:val="20"/>
               </w:rPr>
-              <w:t>- 발표 시간: {{minutes}}</w:t>
+              <w:t>- 발표 시간: [발표 시간]</w:t>
             </w:r>
           </w:p>
           <w:p>
@@ -1737,7 +1749,7 @@
                 <w:rFonts w:ascii="맑은 고딕" w:hAnsi="맑은 고딕" w:eastAsia="맑은 고딕"/>
                 <w:sz w:val="20"/>
               </w:rPr>
-              <w:t>- 슬라이드 장수: {{slides}}</w:t>
+              <w:t>- 슬라이드 장수: [슬라이드 장수]</w:t>
             </w:r>
           </w:p>
           <w:p>
@@ -1749,7 +1761,7 @@
                 <w:rFonts w:ascii="맑은 고딕" w:hAnsi="맑은 고딕" w:eastAsia="맑은 고딕"/>
                 <w:sz w:val="20"/>
               </w:rPr>
-              <w:t>- 끝났을 때 기억할 한 문장: {{goal}}</w:t>
+              <w:t>- 끝났을 때 기억할 한 문장: [끝났을 때 기억할 한 문장]</w:t>
             </w:r>
           </w:p>
           <w:p>
@@ -1761,7 +1773,7 @@
                 <w:rFonts w:ascii="맑은 고딕" w:hAnsi="맑은 고딕" w:eastAsia="맑은 고딕"/>
                 <w:sz w:val="20"/>
               </w:rPr>
-              <w:t>- 내가 가진 자료: {{stuff}}</w:t>
+              <w:t>- 내가 가진 자료: [내가 가진 자료]</w:t>
             </w:r>
           </w:p>
           <w:p>
@@ -3178,7 +3190,7 @@
                 <w:rFonts w:ascii="맑은 고딕" w:hAnsi="맑은 고딕" w:eastAsia="맑은 고딕"/>
                 <w:sz w:val="20"/>
               </w:rPr>
-              <w:t>- 총 {{slides}}장, 발표 시간은 {{minutes}}이야.</w:t>
+              <w:t>- 총 [슬라이드 장수]장, 발표 시간은 [발표 시간]이야.</w:t>
             </w:r>
           </w:p>
           <w:p>
@@ -3190,7 +3202,7 @@
                 <w:rFonts w:ascii="맑은 고딕" w:hAnsi="맑은 고딕" w:eastAsia="맑은 고딕"/>
                 <w:sz w:val="20"/>
               </w:rPr>
-              <w:t>- 듣는 사람은 {{who}}이고 {{level}} 수준이야.</w:t>
+              <w:t>- 듣는 사람은 [듣는 사람]이고 [듣는 사람이 아는 정도] 수준이야.</w:t>
             </w:r>
           </w:p>
           <w:p>
@@ -3202,7 +3214,7 @@
                 <w:rFonts w:ascii="맑은 고딕" w:hAnsi="맑은 고딕" w:eastAsia="맑은 고딕"/>
                 <w:sz w:val="20"/>
               </w:rPr>
-              <w:t>- 마지막 장은 {{goal}}이 남도록 배치해 줘.</w:t>
+              <w:t>- 마지막 장은 [끝났을 때 기억할 한 문장]이 남도록 배치해 줘.</w:t>
             </w:r>
           </w:p>
         </w:tc>
@@ -3484,7 +3496,7 @@
                 <w:rFonts w:ascii="맑은 고딕" w:hAnsi="맑은 고딕" w:eastAsia="맑은 고딕"/>
                 <w:sz w:val="19"/>
               </w:rPr>
-              <w:t>→ {{slides}}장으로 맞춰 줘. 비슷한 장은 합쳐도 좋아.</w:t>
+              <w:t>→ [슬라이드 장수]장으로 맞춰 줘. 비슷한 장은 합쳐도 좋아.</w:t>
             </w:r>
           </w:p>
         </w:tc>
@@ -3890,7 +3902,7 @@
                 <w:rFonts w:ascii="맑은 고딕" w:hAnsi="맑은 고딕" w:eastAsia="맑은 고딕"/>
                 <w:sz w:val="20"/>
               </w:rPr>
-              <w:t>각 장에 몇 초씩 쓸지 배분해 줘. 합계가 {{minutes}}이 되게.</w:t>
+              <w:t>각 장에 몇 초씩 쓸지 배분해 줘. 합계가 [발표 시간]이 되게.</w:t>
             </w:r>
           </w:p>
         </w:tc>
@@ -4360,7 +4372,7 @@
                 <w:rFonts w:ascii="맑은 고딕" w:hAnsi="맑은 고딕" w:eastAsia="맑은 고딕"/>
                 <w:sz w:val="20"/>
               </w:rPr>
-              <w:t>- 듣는 사람은 {{who}}, 수준은 {{level}}이야.</w:t>
+              <w:t>- 듣는 사람은 [듣는 사람], 수준은 [듣는 사람이 아는 정도]이야.</w:t>
             </w:r>
           </w:p>
           <w:p>
@@ -5156,7 +5168,7 @@
                 <w:rFonts w:ascii="맑은 고딕" w:hAnsi="맑은 고딕" w:eastAsia="맑은 고딕"/>
                 <w:sz w:val="20"/>
               </w:rPr>
-              <w:t>듣는 사람이 {{level}} 수준입니다. 어려운 용어를 쉬운 말로 바꾸고, 꼭 써야 하는 용어는 그 장에서 한 줄로 설명해 주세요.</w:t>
+              <w:t>듣는 사람이 [듣는 사람이 아는 정도] 수준입니다. 어려운 용어를 쉬운 말로 바꾸고, 꼭 써야 하는 용어는 그 장에서 한 줄로 설명해 주세요.</w:t>
             </w:r>
           </w:p>
         </w:tc>
@@ -5637,7 +5649,7 @@
                 <w:rFonts w:ascii="맑은 고딕" w:hAnsi="맑은 고딕" w:eastAsia="맑은 고딕"/>
                 <w:sz w:val="20"/>
               </w:rPr>
-              <w:t>마지막 장만 다시 만들어 주세요. {{goal}}이 화면에 한 줄로 남고, 듣는 사람이 오늘 당장 할 수 있는 행동 하나가 보이게.</w:t>
+              <w:t>마지막 장만 다시 만들어 주세요. [끝났을 때 기억할 한 문장]이 화면에 한 줄로 남고, 듣는 사람이 오늘 당장 할 수 있는 행동 하나가 보이게.</w:t>
             </w:r>
           </w:p>
         </w:tc>
@@ -6601,7 +6613,7 @@
                 <w:rFonts w:ascii="맑은 고딕" w:hAnsi="맑은 고딕" w:eastAsia="맑은 고딕"/>
                 <w:sz w:val="20"/>
               </w:rPr>
-              <w:t>너는 이 발표를 처음 듣는 {{who}}야. 각 장을 5초만 본다고 할 때, 무슨 말인지 바로 이해되지 않는 장을 골라 이유와 함께 말해 줘.</w:t>
+              <w:t>너는 이 발표를 처음 듣는 [듣는 사람]야. 각 장을 5초만 본다고 할 때, 무슨 말인지 바로 이해되지 않는 장을 골라 이유와 함께 말해 줘.</w:t>
             </w:r>
           </w:p>
         </w:tc>
@@ -6968,7 +6980,7 @@
           <w:color w:val="5B6675"/>
           <w:sz w:val="19"/>
         </w:rPr>
-        <w:t>지금까지 만든 것은 ‘내용’이지 슬라이드가 아닙니다. 이제 {{tool}}을 열어 진짜로 만듭니다. 사진과 [내가 채울 것] 자리도 여기서 채웁니다.</w:t>
+        <w:t>지금까지 만든 것은 ‘내용’이지 슬라이드가 아닙니다. 이제 [만들 도구]을 열어 진짜로 만듭니다. 사진과 [내가 채울 것] 자리도 여기서 채웁니다.</w:t>
       </w:r>
     </w:p>
     <w:tbl>

--- a/워드/B1_학생용_워크북.docx
+++ b/워드/B1_학생용_워크북.docx
@@ -7279,7 +7279,7 @@
           <w:color w:val="5B6675"/>
           <w:sz w:val="19"/>
         </w:rPr>
-        <w:t>AI를 썼다는 사실은 숨기는 게 아니라 밝히는 것입니다. 1단계에서 정한 약속이고, 평가의 근거가 됩니다.</w:t>
+        <w:t>AI를 썼다는 사실은 숨기는 게 아니라 밝히는 것입니다. 이 수업의 약속이고, 평가의 근거가 됩니다.</w:t>
       </w:r>
     </w:p>
     <w:p>

--- a/워드/B1_학생용_워크북.docx
+++ b/워드/B1_학생용_워크북.docx
@@ -2526,6 +2526,81 @@
         <w:t>▷ 기록 — AI가 던진 질문 5개를 그대로 붙여넣으세요</w:t>
       </w:r>
     </w:p>
+    <w:p>
+      <w:pPr>
+        <w:spacing w:before="0" w:after="0"/>
+        <w:ind w:left="170"/>
+      </w:pPr>
+      <w:r>
+        <w:rPr>
+          <w:rFonts w:ascii="맑은 고딕" w:hAnsi="맑은 고딕" w:eastAsia="맑은 고딕"/>
+          <w:b w:val="0"/>
+          <w:color w:val="9AA4B2"/>
+          <w:sz w:val="18"/>
+        </w:rPr>
+        <w:t>1.</w:t>
+      </w:r>
+    </w:p>
+    <w:p>
+      <w:pPr>
+        <w:spacing w:before="0" w:after="0"/>
+        <w:ind w:left="170"/>
+      </w:pPr>
+      <w:r>
+        <w:rPr>
+          <w:rFonts w:ascii="맑은 고딕" w:hAnsi="맑은 고딕" w:eastAsia="맑은 고딕"/>
+          <w:b w:val="0"/>
+          <w:color w:val="9AA4B2"/>
+          <w:sz w:val="18"/>
+        </w:rPr>
+        <w:t>2.</w:t>
+      </w:r>
+    </w:p>
+    <w:p>
+      <w:pPr>
+        <w:spacing w:before="0" w:after="0"/>
+        <w:ind w:left="170"/>
+      </w:pPr>
+      <w:r>
+        <w:rPr>
+          <w:rFonts w:ascii="맑은 고딕" w:hAnsi="맑은 고딕" w:eastAsia="맑은 고딕"/>
+          <w:b w:val="0"/>
+          <w:color w:val="9AA4B2"/>
+          <w:sz w:val="18"/>
+        </w:rPr>
+        <w:t>3.</w:t>
+      </w:r>
+    </w:p>
+    <w:p>
+      <w:pPr>
+        <w:spacing w:before="0" w:after="0"/>
+        <w:ind w:left="170"/>
+      </w:pPr>
+      <w:r>
+        <w:rPr>
+          <w:rFonts w:ascii="맑은 고딕" w:hAnsi="맑은 고딕" w:eastAsia="맑은 고딕"/>
+          <w:b w:val="0"/>
+          <w:color w:val="9AA4B2"/>
+          <w:sz w:val="18"/>
+        </w:rPr>
+        <w:t>4.</w:t>
+      </w:r>
+    </w:p>
+    <w:p>
+      <w:pPr>
+        <w:spacing w:before="0" w:after="0"/>
+        <w:ind w:left="170"/>
+      </w:pPr>
+      <w:r>
+        <w:rPr>
+          <w:rFonts w:ascii="맑은 고딕" w:hAnsi="맑은 고딕" w:eastAsia="맑은 고딕"/>
+          <w:b w:val="0"/>
+          <w:color w:val="9AA4B2"/>
+          <w:sz w:val="18"/>
+        </w:rPr>
+        <w:t>5.</w:t>
+      </w:r>
+    </w:p>
     <w:tbl>
       <w:tblPr>
         <w:tblW w:type="auto" w:w="0"/>
@@ -2537,7 +2612,7 @@
       </w:tblGrid>
       <w:tr>
         <w:trPr>
-          <w:trHeight w:hRule="atLeast" w:val="2041"/>
+          <w:trHeight w:hRule="atLeast" w:val="1049"/>
         </w:trPr>
         <w:tc>
           <w:tcPr>
@@ -2968,6 +3043,36 @@
         <w:t>▷ 기록 — 내가 답한 내용을 붙여넣으세요</w:t>
       </w:r>
     </w:p>
+    <w:p>
+      <w:pPr>
+        <w:spacing w:before="0" w:after="0"/>
+        <w:ind w:left="170"/>
+      </w:pPr>
+      <w:r>
+        <w:rPr>
+          <w:rFonts w:ascii="맑은 고딕" w:hAnsi="맑은 고딕" w:eastAsia="맑은 고딕"/>
+          <w:b w:val="0"/>
+          <w:color w:val="9AA4B2"/>
+          <w:sz w:val="18"/>
+        </w:rPr>
+        <w:t>1) …</w:t>
+      </w:r>
+    </w:p>
+    <w:p>
+      <w:pPr>
+        <w:spacing w:before="0" w:after="0"/>
+        <w:ind w:left="170"/>
+      </w:pPr>
+      <w:r>
+        <w:rPr>
+          <w:rFonts w:ascii="맑은 고딕" w:hAnsi="맑은 고딕" w:eastAsia="맑은 고딕"/>
+          <w:b w:val="0"/>
+          <w:color w:val="9AA4B2"/>
+          <w:sz w:val="18"/>
+        </w:rPr>
+        <w:t>2) …</w:t>
+      </w:r>
+    </w:p>
     <w:tbl>
       <w:tblPr>
         <w:tblW w:type="auto" w:w="0"/>
@@ -2979,7 +3084,7 @@
       </w:tblGrid>
       <w:tr>
         <w:trPr>
-          <w:trHeight w:hRule="atLeast" w:val="2041"/>
+          <w:trHeight w:hRule="atLeast" w:val="1644"/>
         </w:trPr>
         <w:tc>
           <w:tcPr>
@@ -3582,6 +3687,36 @@
         <w:t>▷ 기록 — AI가 만든 구성안을 붙여넣으세요</w:t>
       </w:r>
     </w:p>
+    <w:p>
+      <w:pPr>
+        <w:spacing w:before="0" w:after="0"/>
+        <w:ind w:left="170"/>
+      </w:pPr>
+      <w:r>
+        <w:rPr>
+          <w:rFonts w:ascii="맑은 고딕" w:hAnsi="맑은 고딕" w:eastAsia="맑은 고딕"/>
+          <w:b w:val="0"/>
+          <w:color w:val="9AA4B2"/>
+          <w:sz w:val="18"/>
+        </w:rPr>
+        <w:t>1장 …</w:t>
+      </w:r>
+    </w:p>
+    <w:p>
+      <w:pPr>
+        <w:spacing w:before="0" w:after="0"/>
+        <w:ind w:left="170"/>
+      </w:pPr>
+      <w:r>
+        <w:rPr>
+          <w:rFonts w:ascii="맑은 고딕" w:hAnsi="맑은 고딕" w:eastAsia="맑은 고딕"/>
+          <w:b w:val="0"/>
+          <w:color w:val="9AA4B2"/>
+          <w:sz w:val="18"/>
+        </w:rPr>
+        <w:t>2장 …</w:t>
+      </w:r>
+    </w:p>
     <w:tbl>
       <w:tblPr>
         <w:tblW w:type="auto" w:w="0"/>
@@ -3593,7 +3728,7 @@
       </w:tblGrid>
       <w:tr>
         <w:trPr>
-          <w:trHeight w:hRule="atLeast" w:val="2041"/>
+          <w:trHeight w:hRule="atLeast" w:val="1644"/>
         </w:trPr>
         <w:tc>
           <w:tcPr>
@@ -4063,6 +4198,36 @@
         <w:t>▷ 기록 — 최종 확정된 구성안(시간 배분 포함)을 붙여넣으세요</w:t>
       </w:r>
     </w:p>
+    <w:p>
+      <w:pPr>
+        <w:spacing w:before="0" w:after="0"/>
+        <w:ind w:left="170"/>
+      </w:pPr>
+      <w:r>
+        <w:rPr>
+          <w:rFonts w:ascii="맑은 고딕" w:hAnsi="맑은 고딕" w:eastAsia="맑은 고딕"/>
+          <w:b w:val="0"/>
+          <w:color w:val="9AA4B2"/>
+          <w:sz w:val="18"/>
+        </w:rPr>
+        <w:t>1장 … (30초)</w:t>
+      </w:r>
+    </w:p>
+    <w:p>
+      <w:pPr>
+        <w:spacing w:before="0" w:after="0"/>
+        <w:ind w:left="170"/>
+      </w:pPr>
+      <w:r>
+        <w:rPr>
+          <w:rFonts w:ascii="맑은 고딕" w:hAnsi="맑은 고딕" w:eastAsia="맑은 고딕"/>
+          <w:b w:val="0"/>
+          <w:color w:val="9AA4B2"/>
+          <w:sz w:val="18"/>
+        </w:rPr>
+        <w:t>2장 … (40초)</w:t>
+      </w:r>
+    </w:p>
     <w:tbl>
       <w:tblPr>
         <w:tblW w:type="auto" w:w="0"/>
@@ -4074,7 +4239,7 @@
       </w:tblGrid>
       <w:tr>
         <w:trPr>
-          <w:trHeight w:hRule="atLeast" w:val="2041"/>
+          <w:trHeight w:hRule="atLeast" w:val="1644"/>
         </w:trPr>
         <w:tc>
           <w:tcPr>
@@ -4895,6 +5060,36 @@
         <w:t>▷ 기록 — 슬라이드 내용을 붙여넣으세요 (모든 장)</w:t>
       </w:r>
     </w:p>
+    <w:p>
+      <w:pPr>
+        <w:spacing w:before="0" w:after="0"/>
+        <w:ind w:left="170"/>
+      </w:pPr>
+      <w:r>
+        <w:rPr>
+          <w:rFonts w:ascii="맑은 고딕" w:hAnsi="맑은 고딕" w:eastAsia="맑은 고딕"/>
+          <w:b w:val="0"/>
+          <w:color w:val="9AA4B2"/>
+          <w:sz w:val="18"/>
+        </w:rPr>
+        <w:t>[1장] …</w:t>
+      </w:r>
+    </w:p>
+    <w:p>
+      <w:pPr>
+        <w:spacing w:before="0" w:after="0"/>
+        <w:ind w:left="170"/>
+      </w:pPr>
+      <w:r>
+        <w:rPr>
+          <w:rFonts w:ascii="맑은 고딕" w:hAnsi="맑은 고딕" w:eastAsia="맑은 고딕"/>
+          <w:b w:val="0"/>
+          <w:color w:val="9AA4B2"/>
+          <w:sz w:val="18"/>
+        </w:rPr>
+        <w:t xml:space="preserve"> · …</w:t>
+      </w:r>
+    </w:p>
     <w:tbl>
       <w:tblPr>
         <w:tblW w:type="auto" w:w="0"/>
@@ -4906,7 +5101,7 @@
       </w:tblGrid>
       <w:tr>
         <w:trPr>
-          <w:trHeight w:hRule="atLeast" w:val="4252"/>
+          <w:trHeight w:hRule="atLeast" w:val="3855"/>
         </w:trPr>
         <w:tc>
           <w:tcPr>
@@ -5390,6 +5585,51 @@
         <w:t>▷ 기록 — 세 번의 요청과, 각각 무엇이 달라졌는지 적으세요</w:t>
       </w:r>
     </w:p>
+    <w:p>
+      <w:pPr>
+        <w:spacing w:before="0" w:after="0"/>
+        <w:ind w:left="170"/>
+      </w:pPr>
+      <w:r>
+        <w:rPr>
+          <w:rFonts w:ascii="맑은 고딕" w:hAnsi="맑은 고딕" w:eastAsia="맑은 고딕"/>
+          <w:b w:val="0"/>
+          <w:color w:val="9AA4B2"/>
+          <w:sz w:val="18"/>
+        </w:rPr>
+        <w:t xml:space="preserve">① 글자 줄이기 → </w:t>
+      </w:r>
+    </w:p>
+    <w:p>
+      <w:pPr>
+        <w:spacing w:before="0" w:after="0"/>
+        <w:ind w:left="170"/>
+      </w:pPr>
+      <w:r>
+        <w:rPr>
+          <w:rFonts w:ascii="맑은 고딕" w:hAnsi="맑은 고딕" w:eastAsia="맑은 고딕"/>
+          <w:b w:val="0"/>
+          <w:color w:val="9AA4B2"/>
+          <w:sz w:val="18"/>
+        </w:rPr>
+        <w:t xml:space="preserve">② 쉬운 말 → </w:t>
+      </w:r>
+    </w:p>
+    <w:p>
+      <w:pPr>
+        <w:spacing w:before="0" w:after="0"/>
+        <w:ind w:left="170"/>
+      </w:pPr>
+      <w:r>
+        <w:rPr>
+          <w:rFonts w:ascii="맑은 고딕" w:hAnsi="맑은 고딕" w:eastAsia="맑은 고딕"/>
+          <w:b w:val="0"/>
+          <w:color w:val="9AA4B2"/>
+          <w:sz w:val="18"/>
+        </w:rPr>
+        <w:t xml:space="preserve">③ 2장 세 가지 안 → </w:t>
+      </w:r>
+    </w:p>
     <w:tbl>
       <w:tblPr>
         <w:tblW w:type="auto" w:w="0"/>
@@ -5401,7 +5641,7 @@
       </w:tblGrid>
       <w:tr>
         <w:trPr>
-          <w:trHeight w:hRule="atLeast" w:val="2041"/>
+          <w:trHeight w:hRule="atLeast" w:val="1446"/>
         </w:trPr>
         <w:tc>
           <w:tcPr>
@@ -5871,6 +6111,66 @@
         <w:t>▷ 기록 — 고른 도입 안과, 다시 만든 마지막 장을 적으세요</w:t>
       </w:r>
     </w:p>
+    <w:p>
+      <w:pPr>
+        <w:spacing w:before="0" w:after="0"/>
+        <w:ind w:left="170"/>
+      </w:pPr>
+      <w:r>
+        <w:rPr>
+          <w:rFonts w:ascii="맑은 고딕" w:hAnsi="맑은 고딕" w:eastAsia="맑은 고딕"/>
+          <w:b w:val="0"/>
+          <w:color w:val="9AA4B2"/>
+          <w:sz w:val="18"/>
+        </w:rPr>
+        <w:t>고른 도입 안:</w:t>
+      </w:r>
+    </w:p>
+    <w:p>
+      <w:pPr>
+        <w:spacing w:before="0" w:after="0"/>
+        <w:ind w:left="170"/>
+      </w:pPr>
+      <w:r>
+        <w:rPr>
+          <w:rFonts w:ascii="맑은 고딕" w:hAnsi="맑은 고딕" w:eastAsia="맑은 고딕"/>
+          <w:b w:val="0"/>
+          <w:color w:val="9AA4B2"/>
+          <w:sz w:val="18"/>
+        </w:rPr>
+        <w:t>고른 이유:</w:t>
+      </w:r>
+    </w:p>
+    <w:p>
+      <w:pPr>
+        <w:spacing w:before="0" w:after="0"/>
+        <w:ind w:left="170"/>
+      </w:pPr>
+      <w:r>
+        <w:rPr>
+          <w:rFonts w:ascii="맑은 고딕" w:hAnsi="맑은 고딕" w:eastAsia="맑은 고딕"/>
+          <w:b w:val="0"/>
+          <w:color w:val="9AA4B2"/>
+          <w:sz w:val="18"/>
+        </w:rPr>
+        <w:t xml:space="preserve"> </w:t>
+      </w:r>
+    </w:p>
+    <w:p>
+      <w:pPr>
+        <w:spacing w:before="0" w:after="0"/>
+        <w:ind w:left="170"/>
+      </w:pPr>
+      <w:r>
+        <w:rPr>
+          <w:rFonts w:ascii="맑은 고딕" w:hAnsi="맑은 고딕" w:eastAsia="맑은 고딕"/>
+          <w:b w:val="0"/>
+          <w:color w:val="9AA4B2"/>
+          <w:sz w:val="18"/>
+        </w:rPr>
+        <w:t>마지막 장:</w:t>
+      </w:r>
+    </w:p>
     <w:tbl>
       <w:tblPr>
         <w:tblW w:type="auto" w:w="0"/>
@@ -5882,7 +6182,7 @@
       </w:tblGrid>
       <w:tr>
         <w:trPr>
-          <w:trHeight w:hRule="atLeast" w:val="2041"/>
+          <w:trHeight w:hRule="atLeast" w:val="1247"/>
         </w:trPr>
         <w:tc>
           <w:tcPr>
@@ -6401,6 +6701,36 @@
         <w:t>▷ 기록 — 확인이 필요한 내용과, 내가 실제로 확인한 결과를 1건 이상 적으세요</w:t>
       </w:r>
     </w:p>
+    <w:p>
+      <w:pPr>
+        <w:spacing w:before="0" w:after="0"/>
+        <w:ind w:left="170"/>
+      </w:pPr>
+      <w:r>
+        <w:rPr>
+          <w:rFonts w:ascii="맑은 고딕" w:hAnsi="맑은 고딕" w:eastAsia="맑은 고딕"/>
+          <w:b w:val="0"/>
+          <w:color w:val="9AA4B2"/>
+          <w:sz w:val="18"/>
+        </w:rPr>
+        <w:t>확인 필요: 실습 사고 통계</w:t>
+      </w:r>
+    </w:p>
+    <w:p>
+      <w:pPr>
+        <w:spacing w:before="0" w:after="0"/>
+        <w:ind w:left="170"/>
+      </w:pPr>
+      <w:r>
+        <w:rPr>
+          <w:rFonts w:ascii="맑은 고딕" w:hAnsi="맑은 고딕" w:eastAsia="맑은 고딕"/>
+          <w:b w:val="0"/>
+          <w:color w:val="9AA4B2"/>
+          <w:sz w:val="18"/>
+        </w:rPr>
+        <w:t>실제 확인: (기관·자료 이름)에서 확인 → 슬라이드에 출처 한 줄 추가</w:t>
+      </w:r>
+    </w:p>
     <w:tbl>
       <w:tblPr>
         <w:tblW w:type="auto" w:w="0"/>
@@ -6412,7 +6742,7 @@
       </w:tblGrid>
       <w:tr>
         <w:trPr>
-          <w:trHeight w:hRule="atLeast" w:val="2041"/>
+          <w:trHeight w:hRule="atLeast" w:val="1644"/>
         </w:trPr>
         <w:tc>
           <w:tcPr>
@@ -6835,6 +7165,66 @@
         <w:t>▷ 기록 — 지적받은 장과, 내가 고친 내용을 적으세요</w:t>
       </w:r>
     </w:p>
+    <w:p>
+      <w:pPr>
+        <w:spacing w:before="0" w:after="0"/>
+        <w:ind w:left="170"/>
+      </w:pPr>
+      <w:r>
+        <w:rPr>
+          <w:rFonts w:ascii="맑은 고딕" w:hAnsi="맑은 고딕" w:eastAsia="맑은 고딕"/>
+          <w:b w:val="0"/>
+          <w:color w:val="9AA4B2"/>
+          <w:sz w:val="18"/>
+        </w:rPr>
+        <w:t>5초에 이해 안 되는 장:</w:t>
+      </w:r>
+    </w:p>
+    <w:p>
+      <w:pPr>
+        <w:spacing w:before="0" w:after="0"/>
+        <w:ind w:left="170"/>
+      </w:pPr>
+      <w:r>
+        <w:rPr>
+          <w:rFonts w:ascii="맑은 고딕" w:hAnsi="맑은 고딕" w:eastAsia="맑은 고딕"/>
+          <w:b w:val="0"/>
+          <w:color w:val="9AA4B2"/>
+          <w:sz w:val="18"/>
+        </w:rPr>
+        <w:t>글자 많은 장:</w:t>
+      </w:r>
+    </w:p>
+    <w:p>
+      <w:pPr>
+        <w:spacing w:before="0" w:after="0"/>
+        <w:ind w:left="170"/>
+      </w:pPr>
+      <w:r>
+        <w:rPr>
+          <w:rFonts w:ascii="맑은 고딕" w:hAnsi="맑은 고딕" w:eastAsia="맑은 고딕"/>
+          <w:b w:val="0"/>
+          <w:color w:val="9AA4B2"/>
+          <w:sz w:val="18"/>
+        </w:rPr>
+        <w:t>지루해질 지점:</w:t>
+      </w:r>
+    </w:p>
+    <w:p>
+      <w:pPr>
+        <w:spacing w:before="0" w:after="0"/>
+        <w:ind w:left="170"/>
+      </w:pPr>
+      <w:r>
+        <w:rPr>
+          <w:rFonts w:ascii="맑은 고딕" w:hAnsi="맑은 고딕" w:eastAsia="맑은 고딕"/>
+          <w:b w:val="0"/>
+          <w:color w:val="9AA4B2"/>
+          <w:sz w:val="18"/>
+        </w:rPr>
+        <w:t>→ 내가 고친 것:</w:t>
+      </w:r>
+    </w:p>
     <w:tbl>
       <w:tblPr>
         <w:tblW w:type="auto" w:w="0"/>
@@ -6846,7 +7236,7 @@
       </w:tblGrid>
       <w:tr>
         <w:trPr>
-          <w:trHeight w:hRule="atLeast" w:val="2041"/>
+          <w:trHeight w:hRule="atLeast" w:val="1247"/>
         </w:trPr>
         <w:tc>
           <w:tcPr>
@@ -7120,6 +7510,111 @@
         <w:t>▷ 기록 — 실제로 만들면서 내가 바꾼 것을 3가지 이상 적으세요</w:t>
       </w:r>
     </w:p>
+    <w:p>
+      <w:pPr>
+        <w:spacing w:before="0" w:after="0"/>
+        <w:ind w:left="170"/>
+      </w:pPr>
+      <w:r>
+        <w:rPr>
+          <w:rFonts w:ascii="맑은 고딕" w:hAnsi="맑은 고딕" w:eastAsia="맑은 고딕"/>
+          <w:b w:val="0"/>
+          <w:color w:val="9AA4B2"/>
+          <w:sz w:val="18"/>
+        </w:rPr>
+        <w:t>1) 무엇을: 4장 사진</w:t>
+      </w:r>
+    </w:p>
+    <w:p>
+      <w:pPr>
+        <w:spacing w:before="0" w:after="0"/>
+        <w:ind w:left="170"/>
+      </w:pPr>
+      <w:r>
+        <w:rPr>
+          <w:rFonts w:ascii="맑은 고딕" w:hAnsi="맑은 고딕" w:eastAsia="맑은 고딕"/>
+          <w:b w:val="0"/>
+          <w:color w:val="9AA4B2"/>
+          <w:sz w:val="18"/>
+        </w:rPr>
+        <w:t xml:space="preserve">   왜: AI가 제안한 것보다 내가 찍은 실습실 사진이 나아서</w:t>
+      </w:r>
+    </w:p>
+    <w:p>
+      <w:pPr>
+        <w:spacing w:before="0" w:after="0"/>
+        <w:ind w:left="170"/>
+      </w:pPr>
+      <w:r>
+        <w:rPr>
+          <w:rFonts w:ascii="맑은 고딕" w:hAnsi="맑은 고딕" w:eastAsia="맑은 고딕"/>
+          <w:b w:val="0"/>
+          <w:color w:val="9AA4B2"/>
+          <w:sz w:val="18"/>
+        </w:rPr>
+        <w:t xml:space="preserve">   어떻게: 직접 찍은 사진으로 교체</w:t>
+      </w:r>
+    </w:p>
+    <w:p>
+      <w:pPr>
+        <w:spacing w:before="0" w:after="0"/>
+        <w:ind w:left="170"/>
+      </w:pPr>
+      <w:r>
+        <w:rPr>
+          <w:rFonts w:ascii="맑은 고딕" w:hAnsi="맑은 고딕" w:eastAsia="맑은 고딕"/>
+          <w:b w:val="0"/>
+          <w:color w:val="9AA4B2"/>
+          <w:sz w:val="18"/>
+        </w:rPr>
+        <w:t xml:space="preserve"> </w:t>
+      </w:r>
+    </w:p>
+    <w:p>
+      <w:pPr>
+        <w:spacing w:before="0" w:after="0"/>
+        <w:ind w:left="170"/>
+      </w:pPr>
+      <w:r>
+        <w:rPr>
+          <w:rFonts w:ascii="맑은 고딕" w:hAnsi="맑은 고딕" w:eastAsia="맑은 고딕"/>
+          <w:b w:val="0"/>
+          <w:color w:val="9AA4B2"/>
+          <w:sz w:val="18"/>
+        </w:rPr>
+        <w:t>2) 무엇을:</w:t>
+      </w:r>
+    </w:p>
+    <w:p>
+      <w:pPr>
+        <w:spacing w:before="0" w:after="0"/>
+        <w:ind w:left="170"/>
+      </w:pPr>
+      <w:r>
+        <w:rPr>
+          <w:rFonts w:ascii="맑은 고딕" w:hAnsi="맑은 고딕" w:eastAsia="맑은 고딕"/>
+          <w:b w:val="0"/>
+          <w:color w:val="9AA4B2"/>
+          <w:sz w:val="18"/>
+        </w:rPr>
+        <w:t xml:space="preserve">   왜:</w:t>
+      </w:r>
+    </w:p>
+    <w:p>
+      <w:pPr>
+        <w:spacing w:before="0" w:after="0"/>
+        <w:ind w:left="170"/>
+      </w:pPr>
+      <w:r>
+        <w:rPr>
+          <w:rFonts w:ascii="맑은 고딕" w:hAnsi="맑은 고딕" w:eastAsia="맑은 고딕"/>
+          <w:b w:val="0"/>
+          <w:color w:val="9AA4B2"/>
+          <w:sz w:val="18"/>
+        </w:rPr>
+        <w:t xml:space="preserve">   어떻게:</w:t>
+      </w:r>
+    </w:p>
     <w:tbl>
       <w:tblPr>
         <w:tblW w:type="auto" w:w="0"/>
@@ -7131,7 +7626,7 @@
       </w:tblGrid>
       <w:tr>
         <w:trPr>
-          <w:trHeight w:hRule="atLeast" w:val="4252"/>
+          <w:trHeight w:hRule="atLeast" w:val="2863"/>
         </w:trPr>
         <w:tc>
           <w:tcPr>
@@ -7296,6 +7791,96 @@
         <w:t>▷ 기록 — 사용 기록을 채우세요</w:t>
       </w:r>
     </w:p>
+    <w:p>
+      <w:pPr>
+        <w:spacing w:before="0" w:after="0"/>
+        <w:ind w:left="170"/>
+      </w:pPr>
+      <w:r>
+        <w:rPr>
+          <w:rFonts w:ascii="맑은 고딕" w:hAnsi="맑은 고딕" w:eastAsia="맑은 고딕"/>
+          <w:b w:val="0"/>
+          <w:color w:val="9AA4B2"/>
+          <w:sz w:val="18"/>
+        </w:rPr>
+        <w:t>· 사용한 AI:</w:t>
+      </w:r>
+    </w:p>
+    <w:p>
+      <w:pPr>
+        <w:spacing w:before="0" w:after="0"/>
+        <w:ind w:left="170"/>
+      </w:pPr>
+      <w:r>
+        <w:rPr>
+          <w:rFonts w:ascii="맑은 고딕" w:hAnsi="맑은 고딕" w:eastAsia="맑은 고딕"/>
+          <w:b w:val="0"/>
+          <w:color w:val="9AA4B2"/>
+          <w:sz w:val="18"/>
+        </w:rPr>
+        <w:t>· 주고받은 횟수: 약    회</w:t>
+      </w:r>
+    </w:p>
+    <w:p>
+      <w:pPr>
+        <w:spacing w:before="0" w:after="0"/>
+        <w:ind w:left="170"/>
+      </w:pPr>
+      <w:r>
+        <w:rPr>
+          <w:rFonts w:ascii="맑은 고딕" w:hAnsi="맑은 고딕" w:eastAsia="맑은 고딕"/>
+          <w:b w:val="0"/>
+          <w:color w:val="9AA4B2"/>
+          <w:sz w:val="18"/>
+        </w:rPr>
+        <w:t>· AI가 가장 도움이 된 부분:</w:t>
+      </w:r>
+    </w:p>
+    <w:p>
+      <w:pPr>
+        <w:spacing w:before="0" w:after="0"/>
+        <w:ind w:left="170"/>
+      </w:pPr>
+      <w:r>
+        <w:rPr>
+          <w:rFonts w:ascii="맑은 고딕" w:hAnsi="맑은 고딕" w:eastAsia="맑은 고딕"/>
+          <w:b w:val="0"/>
+          <w:color w:val="9AA4B2"/>
+          <w:sz w:val="18"/>
+        </w:rPr>
+        <w:t>· AI 결과 중 내가 고친 부분:</w:t>
+      </w:r>
+    </w:p>
+    <w:p>
+      <w:pPr>
+        <w:spacing w:before="0" w:after="0"/>
+        <w:ind w:left="170"/>
+      </w:pPr>
+      <w:r>
+        <w:rPr>
+          <w:rFonts w:ascii="맑은 고딕" w:hAnsi="맑은 고딕" w:eastAsia="맑은 고딕"/>
+          <w:b w:val="0"/>
+          <w:color w:val="9AA4B2"/>
+          <w:sz w:val="18"/>
+        </w:rPr>
+        <w:t>· 사실 확인한 내용과 방법:</w:t>
+      </w:r>
+    </w:p>
+    <w:p>
+      <w:pPr>
+        <w:spacing w:before="0" w:after="0"/>
+        <w:ind w:left="170"/>
+      </w:pPr>
+      <w:r>
+        <w:rPr>
+          <w:rFonts w:ascii="맑은 고딕" w:hAnsi="맑은 고딕" w:eastAsia="맑은 고딕"/>
+          <w:b w:val="0"/>
+          <w:color w:val="9AA4B2"/>
+          <w:sz w:val="18"/>
+        </w:rPr>
+        <w:t>· AI에게 맡기지 않고 내가 한 일:</w:t>
+      </w:r>
+    </w:p>
     <w:tbl>
       <w:tblPr>
         <w:tblW w:type="auto" w:w="0"/>
@@ -7307,7 +7892,7 @@
       </w:tblGrid>
       <w:tr>
         <w:trPr>
-          <w:trHeight w:hRule="atLeast" w:val="4252"/>
+          <w:trHeight w:hRule="atLeast" w:val="3061"/>
         </w:trPr>
         <w:tc>
           <w:tcPr>
@@ -7441,7 +8026,7 @@
           <w:color w:val="1F53C4"/>
           <w:sz w:val="21"/>
         </w:rPr>
-        <w:t>▶ AI에게 이렇게 보내세요</w:t>
+        <w:t>▶ 이렇게 하세요</w:t>
       </w:r>
     </w:p>
     <w:tbl>
@@ -7567,6 +8152,111 @@
         <w:t>▷ 기록 — 짝의 슬라이드를 판정한 결과와, 내 자료에 반영할 점을 적으세요</w:t>
       </w:r>
     </w:p>
+    <w:p>
+      <w:pPr>
+        <w:spacing w:before="0" w:after="0"/>
+        <w:ind w:left="170"/>
+      </w:pPr>
+      <w:r>
+        <w:rPr>
+          <w:rFonts w:ascii="맑은 고딕" w:hAnsi="맑은 고딕" w:eastAsia="맑은 고딕"/>
+          <w:b w:val="0"/>
+          <w:color w:val="9AA4B2"/>
+          <w:sz w:val="18"/>
+        </w:rPr>
+        <w:t>짝의 슬라이드 판정:</w:t>
+      </w:r>
+    </w:p>
+    <w:p>
+      <w:pPr>
+        <w:spacing w:before="0" w:after="0"/>
+        <w:ind w:left="170"/>
+      </w:pPr>
+      <w:r>
+        <w:rPr>
+          <w:rFonts w:ascii="맑은 고딕" w:hAnsi="맑은 고딕" w:eastAsia="맑은 고딕"/>
+          <w:b w:val="0"/>
+          <w:color w:val="9AA4B2"/>
+          <w:sz w:val="18"/>
+        </w:rPr>
+        <w:t>1) 5초 안에 이해된 장:    /   장</w:t>
+      </w:r>
+    </w:p>
+    <w:p>
+      <w:pPr>
+        <w:spacing w:before="0" w:after="0"/>
+        <w:ind w:left="170"/>
+      </w:pPr>
+      <w:r>
+        <w:rPr>
+          <w:rFonts w:ascii="맑은 고딕" w:hAnsi="맑은 고딕" w:eastAsia="맑은 고딕"/>
+          <w:b w:val="0"/>
+          <w:color w:val="9AA4B2"/>
+          <w:sz w:val="18"/>
+        </w:rPr>
+        <w:t>2) 못 읽겠는 장:</w:t>
+      </w:r>
+    </w:p>
+    <w:p>
+      <w:pPr>
+        <w:spacing w:before="0" w:after="0"/>
+        <w:ind w:left="170"/>
+      </w:pPr>
+      <w:r>
+        <w:rPr>
+          <w:rFonts w:ascii="맑은 고딕" w:hAnsi="맑은 고딕" w:eastAsia="맑은 고딕"/>
+          <w:b w:val="0"/>
+          <w:color w:val="9AA4B2"/>
+          <w:sz w:val="18"/>
+        </w:rPr>
+        <w:t>3) 마지막에 남은 것:</w:t>
+      </w:r>
+    </w:p>
+    <w:p>
+      <w:pPr>
+        <w:spacing w:before="0" w:after="0"/>
+        <w:ind w:left="170"/>
+      </w:pPr>
+      <w:r>
+        <w:rPr>
+          <w:rFonts w:ascii="맑은 고딕" w:hAnsi="맑은 고딕" w:eastAsia="맑은 고딕"/>
+          <w:b w:val="0"/>
+          <w:color w:val="9AA4B2"/>
+          <w:sz w:val="18"/>
+        </w:rPr>
+        <w:t>4) 고칠 곳:</w:t>
+      </w:r>
+    </w:p>
+    <w:p>
+      <w:pPr>
+        <w:spacing w:before="0" w:after="0"/>
+        <w:ind w:left="170"/>
+      </w:pPr>
+      <w:r>
+        <w:rPr>
+          <w:rFonts w:ascii="맑은 고딕" w:hAnsi="맑은 고딕" w:eastAsia="맑은 고딕"/>
+          <w:b w:val="0"/>
+          <w:color w:val="9AA4B2"/>
+          <w:sz w:val="18"/>
+        </w:rPr>
+        <w:t xml:space="preserve"> </w:t>
+      </w:r>
+    </w:p>
+    <w:p>
+      <w:pPr>
+        <w:spacing w:before="0" w:after="0"/>
+        <w:ind w:left="170"/>
+      </w:pPr>
+      <w:r>
+        <w:rPr>
+          <w:rFonts w:ascii="맑은 고딕" w:hAnsi="맑은 고딕" w:eastAsia="맑은 고딕"/>
+          <w:b w:val="0"/>
+          <w:color w:val="9AA4B2"/>
+          <w:sz w:val="18"/>
+        </w:rPr>
+        <w:t>내 자료에 반영할 점:</w:t>
+      </w:r>
+    </w:p>
     <w:tbl>
       <w:tblPr>
         <w:tblW w:type="auto" w:w="0"/>
@@ -7578,7 +8268,7 @@
       </w:tblGrid>
       <w:tr>
         <w:trPr>
-          <w:trHeight w:hRule="atLeast" w:val="4252"/>
+          <w:trHeight w:hRule="atLeast" w:val="2863"/>
         </w:trPr>
         <w:tc>
           <w:tcPr>
